--- a/דוחות ניסויים סשה.docx
+++ b/דוחות ניסויים סשה.docx
@@ -944,7 +944,7 @@
           <w:szCs w:val="32"/>
         </w:rPr>
         <w:drawing>
-          <wp:inline distT="0" distB="0" distL="0" distR="0" wp14:anchorId="76C72DE5" wp14:editId="71C0BD15">
+          <wp:inline distT="0" distB="0" distL="0" distR="0" wp14:anchorId="76C72DE5" wp14:editId="34E971E8">
             <wp:extent cx="2731337" cy="2895600"/>
             <wp:effectExtent l="0" t="0" r="0" b="0"/>
             <wp:docPr id="1310538104" name="תמונה 1"/>
@@ -1465,7 +1465,6 @@
         </w:rPr>
         <w:t xml:space="preserve"> </w:t>
       </w:r>
-      <w:proofErr w:type="gramStart"/>
       <w:r>
         <w:rPr>
           <w:rFonts w:ascii="Consolas" w:eastAsia="Times New Roman" w:hAnsi="Consolas" w:cs="Times New Roman"/>
@@ -1486,19 +1485,7 @@
           <w:szCs w:val="18"/>
           <w14:ligatures w14:val="none"/>
         </w:rPr>
-        <w:t>(</w:t>
-      </w:r>
-      <w:proofErr w:type="gramEnd"/>
-      <w:r>
-        <w:rPr>
-          <w:rFonts w:ascii="Consolas" w:eastAsia="Times New Roman" w:hAnsi="Consolas" w:cs="Times New Roman"/>
-          <w:color w:val="DCDCDC"/>
-          <w:kern w:val="0"/>
-          <w:sz w:val="18"/>
-          <w:szCs w:val="18"/>
-          <w14:ligatures w14:val="none"/>
-        </w:rPr>
-        <w:t>)</w:t>
+        <w:t>()</w:t>
       </w:r>
       <w:r>
         <w:rPr>
@@ -1585,7 +1572,6 @@
         </w:rPr>
         <w:t xml:space="preserve">  </w:t>
       </w:r>
-      <w:proofErr w:type="gramStart"/>
       <w:r>
         <w:rPr>
           <w:rFonts w:ascii="Consolas" w:eastAsia="Times New Roman" w:hAnsi="Consolas" w:cs="Times New Roman"/>
@@ -1608,7 +1594,6 @@
         </w:rPr>
         <w:t>(</w:t>
       </w:r>
-      <w:proofErr w:type="gramEnd"/>
       <w:r>
         <w:rPr>
           <w:rFonts w:ascii="Consolas" w:eastAsia="Times New Roman" w:hAnsi="Consolas" w:cs="Times New Roman"/>
@@ -1701,7 +1686,6 @@
         </w:rPr>
         <w:t xml:space="preserve">  </w:t>
       </w:r>
-      <w:proofErr w:type="gramStart"/>
       <w:r>
         <w:rPr>
           <w:rFonts w:ascii="Consolas" w:eastAsia="Times New Roman" w:hAnsi="Consolas" w:cs="Times New Roman"/>
@@ -1724,7 +1708,6 @@
         </w:rPr>
         <w:t>(</w:t>
       </w:r>
-      <w:proofErr w:type="gramEnd"/>
       <w:r>
         <w:rPr>
           <w:rFonts w:ascii="Consolas" w:eastAsia="Times New Roman" w:hAnsi="Consolas" w:cs="Times New Roman"/>
@@ -1817,7 +1800,6 @@
         </w:rPr>
         <w:t xml:space="preserve">  </w:t>
       </w:r>
-      <w:proofErr w:type="gramStart"/>
       <w:r>
         <w:rPr>
           <w:rFonts w:ascii="Consolas" w:eastAsia="Times New Roman" w:hAnsi="Consolas" w:cs="Times New Roman"/>
@@ -1840,7 +1822,6 @@
         </w:rPr>
         <w:t>(</w:t>
       </w:r>
-      <w:proofErr w:type="gramEnd"/>
       <w:r>
         <w:rPr>
           <w:rFonts w:ascii="Consolas" w:eastAsia="Times New Roman" w:hAnsi="Consolas" w:cs="Times New Roman"/>
@@ -1986,7 +1967,6 @@
         <w:lastRenderedPageBreak/>
         <w:t xml:space="preserve">  </w:t>
       </w:r>
-      <w:proofErr w:type="gramStart"/>
       <w:r>
         <w:rPr>
           <w:rFonts w:ascii="Consolas" w:eastAsia="Times New Roman" w:hAnsi="Consolas" w:cs="Times New Roman"/>
@@ -2009,7 +1989,6 @@
         </w:rPr>
         <w:t>(</w:t>
       </w:r>
-      <w:proofErr w:type="gramEnd"/>
       <w:r>
         <w:rPr>
           <w:rFonts w:ascii="Consolas" w:eastAsia="Times New Roman" w:hAnsi="Consolas" w:cs="Times New Roman"/>
@@ -2102,7 +2081,6 @@
         </w:rPr>
         <w:t xml:space="preserve">  </w:t>
       </w:r>
-      <w:proofErr w:type="gramStart"/>
       <w:r>
         <w:rPr>
           <w:rFonts w:ascii="Consolas" w:eastAsia="Times New Roman" w:hAnsi="Consolas" w:cs="Times New Roman"/>
@@ -2125,7 +2103,6 @@
         </w:rPr>
         <w:t>(</w:t>
       </w:r>
-      <w:proofErr w:type="gramEnd"/>
       <w:r>
         <w:rPr>
           <w:rFonts w:ascii="Consolas" w:eastAsia="Times New Roman" w:hAnsi="Consolas" w:cs="Times New Roman"/>
@@ -2218,7 +2195,6 @@
         </w:rPr>
         <w:t xml:space="preserve">  </w:t>
       </w:r>
-      <w:proofErr w:type="gramStart"/>
       <w:r>
         <w:rPr>
           <w:rFonts w:ascii="Consolas" w:eastAsia="Times New Roman" w:hAnsi="Consolas" w:cs="Times New Roman"/>
@@ -2241,7 +2217,6 @@
         </w:rPr>
         <w:t>(</w:t>
       </w:r>
-      <w:proofErr w:type="gramEnd"/>
       <w:r>
         <w:rPr>
           <w:rFonts w:ascii="Consolas" w:eastAsia="Times New Roman" w:hAnsi="Consolas" w:cs="Times New Roman"/>
@@ -2386,7 +2361,6 @@
         </w:rPr>
         <w:t xml:space="preserve"> </w:t>
       </w:r>
-      <w:proofErr w:type="gramStart"/>
       <w:r>
         <w:rPr>
           <w:rFonts w:ascii="Consolas" w:eastAsia="Times New Roman" w:hAnsi="Consolas" w:cs="Times New Roman"/>
@@ -2407,19 +2381,7 @@
           <w:szCs w:val="18"/>
           <w14:ligatures w14:val="none"/>
         </w:rPr>
-        <w:t>(</w:t>
-      </w:r>
-      <w:proofErr w:type="gramEnd"/>
-      <w:r>
-        <w:rPr>
-          <w:rFonts w:ascii="Consolas" w:eastAsia="Times New Roman" w:hAnsi="Consolas" w:cs="Times New Roman"/>
-          <w:color w:val="DCDCDC"/>
-          <w:kern w:val="0"/>
-          <w:sz w:val="18"/>
-          <w:szCs w:val="18"/>
-          <w14:ligatures w14:val="none"/>
-        </w:rPr>
-        <w:t>)</w:t>
+        <w:t>()</w:t>
       </w:r>
       <w:r>
         <w:rPr>
@@ -2506,7 +2468,6 @@
         </w:rPr>
         <w:t xml:space="preserve">  </w:t>
       </w:r>
-      <w:proofErr w:type="gramStart"/>
       <w:r>
         <w:rPr>
           <w:rFonts w:ascii="Consolas" w:eastAsia="Times New Roman" w:hAnsi="Consolas" w:cs="Times New Roman"/>
@@ -2529,7 +2490,6 @@
         </w:rPr>
         <w:t>(</w:t>
       </w:r>
-      <w:proofErr w:type="gramEnd"/>
       <w:r>
         <w:rPr>
           <w:rFonts w:ascii="Consolas" w:eastAsia="Times New Roman" w:hAnsi="Consolas" w:cs="Times New Roman"/>
@@ -2622,7 +2582,6 @@
         </w:rPr>
         <w:t xml:space="preserve">  </w:t>
       </w:r>
-      <w:proofErr w:type="gramStart"/>
       <w:r>
         <w:rPr>
           <w:rFonts w:ascii="Consolas" w:eastAsia="Times New Roman" w:hAnsi="Consolas" w:cs="Times New Roman"/>
@@ -2645,7 +2604,6 @@
         </w:rPr>
         <w:t>(</w:t>
       </w:r>
-      <w:proofErr w:type="gramEnd"/>
       <w:r>
         <w:rPr>
           <w:rFonts w:ascii="Consolas" w:eastAsia="Times New Roman" w:hAnsi="Consolas" w:cs="Times New Roman"/>
@@ -2738,7 +2696,6 @@
         </w:rPr>
         <w:t xml:space="preserve">  </w:t>
       </w:r>
-      <w:proofErr w:type="gramStart"/>
       <w:r>
         <w:rPr>
           <w:rFonts w:ascii="Consolas" w:eastAsia="Times New Roman" w:hAnsi="Consolas" w:cs="Times New Roman"/>
@@ -2761,7 +2718,6 @@
         </w:rPr>
         <w:t>(</w:t>
       </w:r>
-      <w:proofErr w:type="gramEnd"/>
       <w:r>
         <w:rPr>
           <w:rFonts w:ascii="Consolas" w:eastAsia="Times New Roman" w:hAnsi="Consolas" w:cs="Times New Roman"/>
@@ -2854,7 +2810,6 @@
         </w:rPr>
         <w:t xml:space="preserve">  </w:t>
       </w:r>
-      <w:proofErr w:type="gramStart"/>
       <w:r>
         <w:rPr>
           <w:rFonts w:ascii="Consolas" w:eastAsia="Times New Roman" w:hAnsi="Consolas" w:cs="Times New Roman"/>
@@ -2877,7 +2832,6 @@
         </w:rPr>
         <w:t>(</w:t>
       </w:r>
-      <w:proofErr w:type="gramEnd"/>
       <w:r>
         <w:rPr>
           <w:rFonts w:ascii="Consolas" w:eastAsia="Times New Roman" w:hAnsi="Consolas" w:cs="Times New Roman"/>
@@ -2989,7 +2943,6 @@
         </w:rPr>
         <w:t xml:space="preserve">  </w:t>
       </w:r>
-      <w:proofErr w:type="gramStart"/>
       <w:r>
         <w:rPr>
           <w:rFonts w:ascii="Consolas" w:eastAsia="Times New Roman" w:hAnsi="Consolas" w:cs="Times New Roman"/>
@@ -3012,7 +2965,6 @@
         </w:rPr>
         <w:t>(</w:t>
       </w:r>
-      <w:proofErr w:type="gramEnd"/>
       <w:r>
         <w:rPr>
           <w:rFonts w:ascii="Consolas" w:eastAsia="Times New Roman" w:hAnsi="Consolas" w:cs="Times New Roman"/>
@@ -3105,7 +3057,6 @@
         </w:rPr>
         <w:t xml:space="preserve">  </w:t>
       </w:r>
-      <w:proofErr w:type="gramStart"/>
       <w:r>
         <w:rPr>
           <w:rFonts w:ascii="Consolas" w:eastAsia="Times New Roman" w:hAnsi="Consolas" w:cs="Times New Roman"/>
@@ -3128,7 +3079,6 @@
         </w:rPr>
         <w:t>(</w:t>
       </w:r>
-      <w:proofErr w:type="gramEnd"/>
       <w:r>
         <w:rPr>
           <w:rFonts w:ascii="Consolas" w:eastAsia="Times New Roman" w:hAnsi="Consolas" w:cs="Times New Roman"/>
@@ -3221,7 +3171,6 @@
         </w:rPr>
         <w:t xml:space="preserve">  </w:t>
       </w:r>
-      <w:proofErr w:type="gramStart"/>
       <w:r>
         <w:rPr>
           <w:rFonts w:ascii="Consolas" w:eastAsia="Times New Roman" w:hAnsi="Consolas" w:cs="Times New Roman"/>
@@ -3244,7 +3193,6 @@
         </w:rPr>
         <w:t>(</w:t>
       </w:r>
-      <w:proofErr w:type="gramEnd"/>
       <w:r>
         <w:rPr>
           <w:rFonts w:ascii="Consolas" w:eastAsia="Times New Roman" w:hAnsi="Consolas" w:cs="Times New Roman"/>
@@ -3337,7 +3285,6 @@
         </w:rPr>
         <w:t xml:space="preserve">  </w:t>
       </w:r>
-      <w:proofErr w:type="gramStart"/>
       <w:r>
         <w:rPr>
           <w:rFonts w:ascii="Consolas" w:eastAsia="Times New Roman" w:hAnsi="Consolas" w:cs="Times New Roman"/>
@@ -3360,7 +3307,6 @@
         </w:rPr>
         <w:t>(</w:t>
       </w:r>
-      <w:proofErr w:type="gramEnd"/>
       <w:r>
         <w:rPr>
           <w:rFonts w:ascii="Consolas" w:eastAsia="Times New Roman" w:hAnsi="Consolas" w:cs="Times New Roman"/>
@@ -3472,7 +3418,6 @@
         </w:rPr>
         <w:t xml:space="preserve">  </w:t>
       </w:r>
-      <w:proofErr w:type="gramStart"/>
       <w:r>
         <w:rPr>
           <w:rFonts w:ascii="Consolas" w:eastAsia="Times New Roman" w:hAnsi="Consolas" w:cs="Times New Roman"/>
@@ -3495,7 +3440,6 @@
         </w:rPr>
         <w:t>(</w:t>
       </w:r>
-      <w:proofErr w:type="gramEnd"/>
       <w:r>
         <w:rPr>
           <w:rFonts w:ascii="Consolas" w:eastAsia="Times New Roman" w:hAnsi="Consolas" w:cs="Times New Roman"/>
@@ -3588,7 +3532,6 @@
         </w:rPr>
         <w:t xml:space="preserve">  </w:t>
       </w:r>
-      <w:proofErr w:type="gramStart"/>
       <w:r>
         <w:rPr>
           <w:rFonts w:ascii="Consolas" w:eastAsia="Times New Roman" w:hAnsi="Consolas" w:cs="Times New Roman"/>
@@ -3611,7 +3554,6 @@
         </w:rPr>
         <w:t>(</w:t>
       </w:r>
-      <w:proofErr w:type="gramEnd"/>
       <w:r>
         <w:rPr>
           <w:rFonts w:ascii="Consolas" w:eastAsia="Times New Roman" w:hAnsi="Consolas" w:cs="Times New Roman"/>
@@ -3704,7 +3646,6 @@
         </w:rPr>
         <w:t xml:space="preserve">  </w:t>
       </w:r>
-      <w:proofErr w:type="gramStart"/>
       <w:r>
         <w:rPr>
           <w:rFonts w:ascii="Consolas" w:eastAsia="Times New Roman" w:hAnsi="Consolas" w:cs="Times New Roman"/>
@@ -3727,7 +3668,6 @@
         </w:rPr>
         <w:t>(</w:t>
       </w:r>
-      <w:proofErr w:type="gramEnd"/>
       <w:r>
         <w:rPr>
           <w:rFonts w:ascii="Consolas" w:eastAsia="Times New Roman" w:hAnsi="Consolas" w:cs="Times New Roman"/>
@@ -3820,7 +3760,6 @@
         </w:rPr>
         <w:t xml:space="preserve">  </w:t>
       </w:r>
-      <w:proofErr w:type="gramStart"/>
       <w:r>
         <w:rPr>
           <w:rFonts w:ascii="Consolas" w:eastAsia="Times New Roman" w:hAnsi="Consolas" w:cs="Times New Roman"/>
@@ -3843,7 +3782,6 @@
         </w:rPr>
         <w:t>(</w:t>
       </w:r>
-      <w:proofErr w:type="gramEnd"/>
       <w:r>
         <w:rPr>
           <w:rFonts w:ascii="Consolas" w:eastAsia="Times New Roman" w:hAnsi="Consolas" w:cs="Times New Roman"/>
@@ -5908,7 +5846,6 @@
         </w:rPr>
         <w:t xml:space="preserve"> </w:t>
       </w:r>
-      <w:proofErr w:type="gramStart"/>
       <w:r>
         <w:rPr>
           <w:rFonts w:ascii="Consolas" w:eastAsia="Times New Roman" w:hAnsi="Consolas" w:cs="Times New Roman"/>
@@ -5929,19 +5866,7 @@
           <w:szCs w:val="18"/>
           <w14:ligatures w14:val="none"/>
         </w:rPr>
-        <w:t>(</w:t>
-      </w:r>
-      <w:proofErr w:type="gramEnd"/>
-      <w:r>
-        <w:rPr>
-          <w:rFonts w:ascii="Consolas" w:eastAsia="Times New Roman" w:hAnsi="Consolas" w:cs="Times New Roman"/>
-          <w:color w:val="DCDCDC"/>
-          <w:kern w:val="0"/>
-          <w:sz w:val="18"/>
-          <w:szCs w:val="18"/>
-          <w14:ligatures w14:val="none"/>
-        </w:rPr>
-        <w:t>)</w:t>
+        <w:t>()</w:t>
       </w:r>
       <w:r>
         <w:rPr>
@@ -6030,7 +5955,6 @@
         </w:rPr>
         <w:t xml:space="preserve">  </w:t>
       </w:r>
-      <w:proofErr w:type="gramStart"/>
       <w:r>
         <w:rPr>
           <w:rFonts w:ascii="Consolas" w:eastAsia="Times New Roman" w:hAnsi="Consolas" w:cs="Times New Roman"/>
@@ -6053,7 +5977,6 @@
         </w:rPr>
         <w:t>(</w:t>
       </w:r>
-      <w:proofErr w:type="gramEnd"/>
       <w:r>
         <w:rPr>
           <w:rFonts w:ascii="Consolas" w:eastAsia="Times New Roman" w:hAnsi="Consolas" w:cs="Times New Roman"/>
@@ -6147,7 +6070,6 @@
         </w:rPr>
         <w:t xml:space="preserve">  </w:t>
       </w:r>
-      <w:proofErr w:type="gramStart"/>
       <w:r>
         <w:rPr>
           <w:rFonts w:ascii="Consolas" w:eastAsia="Times New Roman" w:hAnsi="Consolas" w:cs="Times New Roman"/>
@@ -6170,7 +6092,6 @@
         </w:rPr>
         <w:t>(</w:t>
       </w:r>
-      <w:proofErr w:type="gramEnd"/>
       <w:r>
         <w:rPr>
           <w:rFonts w:ascii="Consolas" w:eastAsia="Times New Roman" w:hAnsi="Consolas" w:cs="Times New Roman"/>
@@ -6264,7 +6185,6 @@
         </w:rPr>
         <w:t xml:space="preserve">  </w:t>
       </w:r>
-      <w:proofErr w:type="gramStart"/>
       <w:r>
         <w:rPr>
           <w:rFonts w:ascii="Consolas" w:eastAsia="Times New Roman" w:hAnsi="Consolas" w:cs="Times New Roman"/>
@@ -6287,7 +6207,6 @@
         </w:rPr>
         <w:t>(</w:t>
       </w:r>
-      <w:proofErr w:type="gramEnd"/>
       <w:r>
         <w:rPr>
           <w:rFonts w:ascii="Consolas" w:eastAsia="Times New Roman" w:hAnsi="Consolas" w:cs="Times New Roman"/>
@@ -6446,7 +6365,6 @@
         </w:rPr>
         <w:t xml:space="preserve">  </w:t>
       </w:r>
-      <w:proofErr w:type="gramStart"/>
       <w:r>
         <w:rPr>
           <w:rFonts w:ascii="Consolas" w:eastAsia="Times New Roman" w:hAnsi="Consolas" w:cs="Times New Roman"/>
@@ -6469,7 +6387,6 @@
         </w:rPr>
         <w:t>(</w:t>
       </w:r>
-      <w:proofErr w:type="gramEnd"/>
       <w:r>
         <w:rPr>
           <w:rFonts w:ascii="Consolas" w:eastAsia="Times New Roman" w:hAnsi="Consolas" w:cs="Times New Roman"/>
@@ -6563,7 +6480,6 @@
         </w:rPr>
         <w:t xml:space="preserve">  </w:t>
       </w:r>
-      <w:proofErr w:type="gramStart"/>
       <w:r>
         <w:rPr>
           <w:rFonts w:ascii="Consolas" w:eastAsia="Times New Roman" w:hAnsi="Consolas" w:cs="Times New Roman"/>
@@ -6586,7 +6502,6 @@
         </w:rPr>
         <w:t>(</w:t>
       </w:r>
-      <w:proofErr w:type="gramEnd"/>
       <w:r>
         <w:rPr>
           <w:rFonts w:ascii="Consolas" w:eastAsia="Times New Roman" w:hAnsi="Consolas" w:cs="Times New Roman"/>
@@ -6735,7 +6650,6 @@
         <w:lastRenderedPageBreak/>
         <w:t xml:space="preserve">  </w:t>
       </w:r>
-      <w:proofErr w:type="gramStart"/>
       <w:r>
         <w:rPr>
           <w:rFonts w:ascii="Consolas" w:eastAsia="Times New Roman" w:hAnsi="Consolas" w:cs="Times New Roman"/>
@@ -6758,7 +6672,6 @@
         </w:rPr>
         <w:t>(</w:t>
       </w:r>
-      <w:proofErr w:type="gramEnd"/>
       <w:r>
         <w:rPr>
           <w:rFonts w:ascii="Consolas" w:eastAsia="Times New Roman" w:hAnsi="Consolas" w:cs="Times New Roman"/>
@@ -6852,7 +6765,6 @@
         </w:rPr>
         <w:t xml:space="preserve">  </w:t>
       </w:r>
-      <w:proofErr w:type="gramStart"/>
       <w:r>
         <w:rPr>
           <w:rFonts w:ascii="Consolas" w:eastAsia="Times New Roman" w:hAnsi="Consolas" w:cs="Times New Roman"/>
@@ -6875,7 +6787,6 @@
         </w:rPr>
         <w:t>(</w:t>
       </w:r>
-      <w:proofErr w:type="gramEnd"/>
       <w:r>
         <w:rPr>
           <w:rFonts w:ascii="Consolas" w:eastAsia="Times New Roman" w:hAnsi="Consolas" w:cs="Times New Roman"/>
@@ -6969,7 +6880,6 @@
         </w:rPr>
         <w:t xml:space="preserve">  </w:t>
       </w:r>
-      <w:proofErr w:type="gramStart"/>
       <w:r>
         <w:rPr>
           <w:rFonts w:ascii="Consolas" w:eastAsia="Times New Roman" w:hAnsi="Consolas" w:cs="Times New Roman"/>
@@ -6992,7 +6902,6 @@
         </w:rPr>
         <w:t>(</w:t>
       </w:r>
-      <w:proofErr w:type="gramEnd"/>
       <w:r>
         <w:rPr>
           <w:rFonts w:ascii="Consolas" w:eastAsia="Times New Roman" w:hAnsi="Consolas" w:cs="Times New Roman"/>
@@ -7140,7 +7049,6 @@
         </w:rPr>
         <w:t xml:space="preserve"> </w:t>
       </w:r>
-      <w:proofErr w:type="gramStart"/>
       <w:r>
         <w:rPr>
           <w:rFonts w:ascii="Consolas" w:eastAsia="Times New Roman" w:hAnsi="Consolas" w:cs="Times New Roman"/>
@@ -7161,19 +7069,7 @@
           <w:szCs w:val="18"/>
           <w14:ligatures w14:val="none"/>
         </w:rPr>
-        <w:t>(</w:t>
-      </w:r>
-      <w:proofErr w:type="gramEnd"/>
-      <w:r>
-        <w:rPr>
-          <w:rFonts w:ascii="Consolas" w:eastAsia="Times New Roman" w:hAnsi="Consolas" w:cs="Times New Roman"/>
-          <w:color w:val="DCDCDC"/>
-          <w:kern w:val="0"/>
-          <w:sz w:val="18"/>
-          <w:szCs w:val="18"/>
-          <w14:ligatures w14:val="none"/>
-        </w:rPr>
-        <w:t>)</w:t>
+        <w:t>()</w:t>
       </w:r>
       <w:r>
         <w:rPr>
@@ -7295,7 +7191,6 @@
         </w:rPr>
         <w:t>(</w:t>
       </w:r>
-      <w:proofErr w:type="gramStart"/>
       <w:r>
         <w:rPr>
           <w:rFonts w:ascii="Consolas" w:eastAsia="Times New Roman" w:hAnsi="Consolas" w:cs="Times New Roman"/>
@@ -7318,7 +7213,6 @@
         </w:rPr>
         <w:t>(</w:t>
       </w:r>
-      <w:proofErr w:type="gramEnd"/>
       <w:r>
         <w:rPr>
           <w:rFonts w:ascii="Consolas" w:eastAsia="Times New Roman" w:hAnsi="Consolas" w:cs="Times New Roman"/>
@@ -7445,7 +7339,6 @@
         </w:rPr>
         <w:t xml:space="preserve">    </w:t>
       </w:r>
-      <w:proofErr w:type="gramStart"/>
       <w:r>
         <w:rPr>
           <w:rFonts w:ascii="Consolas" w:eastAsia="Times New Roman" w:hAnsi="Consolas" w:cs="Times New Roman"/>
@@ -7468,7 +7361,6 @@
         </w:rPr>
         <w:t>(</w:t>
       </w:r>
-      <w:proofErr w:type="gramEnd"/>
       <w:r>
         <w:rPr>
           <w:rFonts w:ascii="Consolas" w:eastAsia="Times New Roman" w:hAnsi="Consolas" w:cs="Times New Roman"/>
@@ -7562,7 +7454,6 @@
         </w:rPr>
         <w:t xml:space="preserve">    </w:t>
       </w:r>
-      <w:proofErr w:type="gramStart"/>
       <w:r>
         <w:rPr>
           <w:rFonts w:ascii="Consolas" w:eastAsia="Times New Roman" w:hAnsi="Consolas" w:cs="Times New Roman"/>
@@ -7585,7 +7476,6 @@
         </w:rPr>
         <w:t>(</w:t>
       </w:r>
-      <w:proofErr w:type="gramEnd"/>
       <w:r>
         <w:rPr>
           <w:rFonts w:ascii="Consolas" w:eastAsia="Times New Roman" w:hAnsi="Consolas" w:cs="Times New Roman"/>
@@ -7810,7 +7700,6 @@
         </w:rPr>
         <w:t>(</w:t>
       </w:r>
-      <w:proofErr w:type="gramStart"/>
       <w:r>
         <w:rPr>
           <w:rFonts w:ascii="Consolas" w:eastAsia="Times New Roman" w:hAnsi="Consolas" w:cs="Times New Roman"/>
@@ -7833,7 +7722,6 @@
         </w:rPr>
         <w:t>(</w:t>
       </w:r>
-      <w:proofErr w:type="gramEnd"/>
       <w:r>
         <w:rPr>
           <w:rFonts w:ascii="Consolas" w:eastAsia="Times New Roman" w:hAnsi="Consolas" w:cs="Times New Roman"/>
@@ -7960,7 +7848,6 @@
         </w:rPr>
         <w:t xml:space="preserve">    </w:t>
       </w:r>
-      <w:proofErr w:type="gramStart"/>
       <w:r>
         <w:rPr>
           <w:rFonts w:ascii="Consolas" w:eastAsia="Times New Roman" w:hAnsi="Consolas" w:cs="Times New Roman"/>
@@ -7983,7 +7870,6 @@
         </w:rPr>
         <w:t>(</w:t>
       </w:r>
-      <w:proofErr w:type="gramEnd"/>
       <w:r>
         <w:rPr>
           <w:rFonts w:ascii="Consolas" w:eastAsia="Times New Roman" w:hAnsi="Consolas" w:cs="Times New Roman"/>
@@ -8077,7 +7963,6 @@
         </w:rPr>
         <w:t xml:space="preserve">    </w:t>
       </w:r>
-      <w:proofErr w:type="gramStart"/>
       <w:r>
         <w:rPr>
           <w:rFonts w:ascii="Consolas" w:eastAsia="Times New Roman" w:hAnsi="Consolas" w:cs="Times New Roman"/>
@@ -8100,7 +7985,6 @@
         </w:rPr>
         <w:t>(</w:t>
       </w:r>
-      <w:proofErr w:type="gramEnd"/>
       <w:r>
         <w:rPr>
           <w:rFonts w:ascii="Consolas" w:eastAsia="Times New Roman" w:hAnsi="Consolas" w:cs="Times New Roman"/>
@@ -8330,7 +8214,6 @@
         </w:rPr>
         <w:t xml:space="preserve">    </w:t>
       </w:r>
-      <w:proofErr w:type="gramStart"/>
       <w:r>
         <w:rPr>
           <w:rFonts w:ascii="Consolas" w:eastAsia="Times New Roman" w:hAnsi="Consolas" w:cs="Times New Roman"/>
@@ -8353,7 +8236,6 @@
         </w:rPr>
         <w:t>(</w:t>
       </w:r>
-      <w:proofErr w:type="gramEnd"/>
       <w:r>
         <w:rPr>
           <w:rFonts w:ascii="Consolas" w:eastAsia="Times New Roman" w:hAnsi="Consolas" w:cs="Times New Roman"/>
@@ -8447,7 +8329,6 @@
         </w:rPr>
         <w:t xml:space="preserve">    </w:t>
       </w:r>
-      <w:proofErr w:type="gramStart"/>
       <w:r>
         <w:rPr>
           <w:rFonts w:ascii="Consolas" w:eastAsia="Times New Roman" w:hAnsi="Consolas" w:cs="Times New Roman"/>
@@ -8470,7 +8351,6 @@
         </w:rPr>
         <w:t>(</w:t>
       </w:r>
-      <w:proofErr w:type="gramEnd"/>
       <w:r>
         <w:rPr>
           <w:rFonts w:ascii="Consolas" w:eastAsia="Times New Roman" w:hAnsi="Consolas" w:cs="Times New Roman"/>
@@ -10295,7 +10175,7 @@
           <w:lang w:val="he-IL"/>
         </w:rPr>
         <w:drawing>
-          <wp:inline distT="0" distB="0" distL="0" distR="0" wp14:anchorId="33B5C1AA" wp14:editId="378E863E">
+          <wp:inline distT="0" distB="0" distL="0" distR="0" wp14:anchorId="33B5C1AA" wp14:editId="7445CD7F">
             <wp:extent cx="2373503" cy="3149600"/>
             <wp:effectExtent l="0" t="0" r="8255" b="0"/>
             <wp:docPr id="827418170" name="תמונה 2"/>
@@ -10735,7 +10615,6 @@
         </w:rPr>
         <w:t xml:space="preserve"> </w:t>
       </w:r>
-      <w:proofErr w:type="gramStart"/>
       <w:r>
         <w:rPr>
           <w:rFonts w:ascii="Consolas" w:eastAsia="Times New Roman" w:hAnsi="Consolas" w:cs="Times New Roman"/>
@@ -10756,19 +10635,7 @@
           <w:szCs w:val="18"/>
           <w14:ligatures w14:val="none"/>
         </w:rPr>
-        <w:t>(</w:t>
-      </w:r>
-      <w:proofErr w:type="gramEnd"/>
-      <w:r>
-        <w:rPr>
-          <w:rFonts w:ascii="Consolas" w:eastAsia="Times New Roman" w:hAnsi="Consolas" w:cs="Times New Roman"/>
-          <w:color w:val="DCDCDC"/>
-          <w:kern w:val="0"/>
-          <w:sz w:val="18"/>
-          <w:szCs w:val="18"/>
-          <w14:ligatures w14:val="none"/>
-        </w:rPr>
-        <w:t>)</w:t>
+        <w:t>()</w:t>
       </w:r>
       <w:r>
         <w:rPr>
@@ -10857,7 +10724,6 @@
         </w:rPr>
         <w:t xml:space="preserve">  </w:t>
       </w:r>
-      <w:proofErr w:type="gramStart"/>
       <w:r>
         <w:rPr>
           <w:rFonts w:ascii="Consolas" w:eastAsia="Times New Roman" w:hAnsi="Consolas" w:cs="Times New Roman"/>
@@ -10880,7 +10746,6 @@
         </w:rPr>
         <w:t>(</w:t>
       </w:r>
-      <w:proofErr w:type="gramEnd"/>
       <w:r>
         <w:rPr>
           <w:rFonts w:ascii="Consolas" w:eastAsia="Times New Roman" w:hAnsi="Consolas" w:cs="Times New Roman"/>
@@ -10985,7 +10850,6 @@
         </w:rPr>
         <w:t xml:space="preserve">  </w:t>
       </w:r>
-      <w:proofErr w:type="gramStart"/>
       <w:r>
         <w:rPr>
           <w:rFonts w:ascii="Consolas" w:eastAsia="Times New Roman" w:hAnsi="Consolas" w:cs="Times New Roman"/>
@@ -11008,7 +10872,6 @@
         </w:rPr>
         <w:t>(</w:t>
       </w:r>
-      <w:proofErr w:type="gramEnd"/>
       <w:r>
         <w:rPr>
           <w:rFonts w:ascii="Consolas" w:eastAsia="Times New Roman" w:hAnsi="Consolas" w:cs="Times New Roman"/>
@@ -11113,7 +10976,6 @@
         </w:rPr>
         <w:t xml:space="preserve">  </w:t>
       </w:r>
-      <w:proofErr w:type="gramStart"/>
       <w:r>
         <w:rPr>
           <w:rFonts w:ascii="Consolas" w:eastAsia="Times New Roman" w:hAnsi="Consolas" w:cs="Times New Roman"/>
@@ -11136,7 +10998,6 @@
         </w:rPr>
         <w:t>(</w:t>
       </w:r>
-      <w:proofErr w:type="gramEnd"/>
       <w:r>
         <w:rPr>
           <w:rFonts w:ascii="Consolas" w:eastAsia="Times New Roman" w:hAnsi="Consolas" w:cs="Times New Roman"/>
@@ -11295,7 +11156,6 @@
         </w:rPr>
         <w:t xml:space="preserve">  </w:t>
       </w:r>
-      <w:proofErr w:type="gramStart"/>
       <w:r>
         <w:rPr>
           <w:rFonts w:ascii="Consolas" w:eastAsia="Times New Roman" w:hAnsi="Consolas" w:cs="Times New Roman"/>
@@ -11318,7 +11178,6 @@
         </w:rPr>
         <w:t>(</w:t>
       </w:r>
-      <w:proofErr w:type="gramEnd"/>
       <w:r>
         <w:rPr>
           <w:rFonts w:ascii="Consolas" w:eastAsia="Times New Roman" w:hAnsi="Consolas" w:cs="Times New Roman"/>
@@ -11477,7 +11336,6 @@
         </w:rPr>
         <w:t xml:space="preserve">  </w:t>
       </w:r>
-      <w:proofErr w:type="gramStart"/>
       <w:r>
         <w:rPr>
           <w:rFonts w:ascii="Consolas" w:eastAsia="Times New Roman" w:hAnsi="Consolas" w:cs="Times New Roman"/>
@@ -11500,7 +11358,6 @@
         </w:rPr>
         <w:t>(</w:t>
       </w:r>
-      <w:proofErr w:type="gramEnd"/>
       <w:r>
         <w:rPr>
           <w:rFonts w:ascii="Consolas" w:eastAsia="Times New Roman" w:hAnsi="Consolas" w:cs="Times New Roman"/>
@@ -11605,7 +11462,6 @@
         </w:rPr>
         <w:t xml:space="preserve">  </w:t>
       </w:r>
-      <w:proofErr w:type="gramStart"/>
       <w:r>
         <w:rPr>
           <w:rFonts w:ascii="Consolas" w:eastAsia="Times New Roman" w:hAnsi="Consolas" w:cs="Times New Roman"/>
@@ -11628,7 +11484,6 @@
         </w:rPr>
         <w:t>(</w:t>
       </w:r>
-      <w:proofErr w:type="gramEnd"/>
       <w:r>
         <w:rPr>
           <w:rFonts w:ascii="Consolas" w:eastAsia="Times New Roman" w:hAnsi="Consolas" w:cs="Times New Roman"/>
@@ -11733,7 +11588,6 @@
         </w:rPr>
         <w:t xml:space="preserve">  </w:t>
       </w:r>
-      <w:proofErr w:type="gramStart"/>
       <w:r>
         <w:rPr>
           <w:rFonts w:ascii="Consolas" w:eastAsia="Times New Roman" w:hAnsi="Consolas" w:cs="Times New Roman"/>
@@ -11756,7 +11610,6 @@
         </w:rPr>
         <w:t>(</w:t>
       </w:r>
-      <w:proofErr w:type="gramEnd"/>
       <w:r>
         <w:rPr>
           <w:rFonts w:ascii="Consolas" w:eastAsia="Times New Roman" w:hAnsi="Consolas" w:cs="Times New Roman"/>
@@ -11973,7 +11826,6 @@
         </w:rPr>
         <w:t>9600</w:t>
       </w:r>
-      <w:proofErr w:type="gramStart"/>
       <w:r>
         <w:rPr>
           <w:rFonts w:ascii="Consolas" w:eastAsia="Times New Roman" w:hAnsi="Consolas" w:cs="Times New Roman"/>
@@ -11994,19 +11846,7 @@
           <w:szCs w:val="18"/>
           <w14:ligatures w14:val="none"/>
         </w:rPr>
-        <w:t xml:space="preserve">   </w:t>
-      </w:r>
-      <w:proofErr w:type="gramEnd"/>
-      <w:r>
-        <w:rPr>
-          <w:rFonts w:ascii="Consolas" w:eastAsia="Times New Roman" w:hAnsi="Consolas" w:cs="Times New Roman"/>
-          <w:color w:val="D4D4D4"/>
-          <w:kern w:val="0"/>
-          <w:sz w:val="18"/>
-          <w:szCs w:val="18"/>
-          <w14:ligatures w14:val="none"/>
-        </w:rPr>
-        <w:t xml:space="preserve">              </w:t>
+        <w:t xml:space="preserve">                 </w:t>
       </w:r>
       <w:r>
         <w:rPr>
@@ -12100,7 +11940,6 @@
         </w:rPr>
         <w:t xml:space="preserve"> </w:t>
       </w:r>
-      <w:proofErr w:type="gramStart"/>
       <w:r>
         <w:rPr>
           <w:rFonts w:ascii="Consolas" w:eastAsia="Times New Roman" w:hAnsi="Consolas" w:cs="Times New Roman"/>
@@ -12121,19 +11960,7 @@
           <w:szCs w:val="18"/>
           <w14:ligatures w14:val="none"/>
         </w:rPr>
-        <w:t>(</w:t>
-      </w:r>
-      <w:proofErr w:type="gramEnd"/>
-      <w:r>
-        <w:rPr>
-          <w:rFonts w:ascii="Consolas" w:eastAsia="Times New Roman" w:hAnsi="Consolas" w:cs="Times New Roman"/>
-          <w:color w:val="DCDCDC"/>
-          <w:kern w:val="0"/>
-          <w:sz w:val="18"/>
-          <w:szCs w:val="18"/>
-          <w14:ligatures w14:val="none"/>
-        </w:rPr>
-        <w:t>)</w:t>
+        <w:t>()</w:t>
       </w:r>
       <w:r>
         <w:rPr>
@@ -12255,7 +12082,6 @@
         </w:rPr>
         <w:t>(</w:t>
       </w:r>
-      <w:proofErr w:type="gramStart"/>
       <w:r>
         <w:rPr>
           <w:rFonts w:ascii="Consolas" w:eastAsia="Times New Roman" w:hAnsi="Consolas" w:cs="Times New Roman"/>
@@ -12278,7 +12104,6 @@
         </w:rPr>
         <w:t>(</w:t>
       </w:r>
-      <w:proofErr w:type="gramEnd"/>
       <w:r>
         <w:rPr>
           <w:rFonts w:ascii="Consolas" w:eastAsia="Times New Roman" w:hAnsi="Consolas" w:cs="Times New Roman"/>
@@ -12405,7 +12230,6 @@
         </w:rPr>
         <w:t xml:space="preserve">    </w:t>
       </w:r>
-      <w:proofErr w:type="gramStart"/>
       <w:r>
         <w:rPr>
           <w:rFonts w:ascii="Consolas" w:eastAsia="Times New Roman" w:hAnsi="Consolas" w:cs="Times New Roman"/>
@@ -12428,7 +12252,6 @@
         </w:rPr>
         <w:t>(</w:t>
       </w:r>
-      <w:proofErr w:type="gramEnd"/>
       <w:r>
         <w:rPr>
           <w:rFonts w:ascii="Consolas" w:eastAsia="Times New Roman" w:hAnsi="Consolas" w:cs="Times New Roman"/>
@@ -12522,7 +12345,6 @@
         </w:rPr>
         <w:t xml:space="preserve">    </w:t>
       </w:r>
-      <w:proofErr w:type="gramStart"/>
       <w:r>
         <w:rPr>
           <w:rFonts w:ascii="Consolas" w:eastAsia="Times New Roman" w:hAnsi="Consolas" w:cs="Times New Roman"/>
@@ -12545,7 +12367,6 @@
         </w:rPr>
         <w:t>(</w:t>
       </w:r>
-      <w:proofErr w:type="gramEnd"/>
       <w:r>
         <w:rPr>
           <w:rFonts w:ascii="Consolas" w:eastAsia="Times New Roman" w:hAnsi="Consolas" w:cs="Times New Roman"/>
@@ -12639,7 +12460,6 @@
         </w:rPr>
         <w:t xml:space="preserve">    </w:t>
       </w:r>
-      <w:proofErr w:type="gramStart"/>
       <w:r>
         <w:rPr>
           <w:rFonts w:ascii="Consolas" w:eastAsia="Times New Roman" w:hAnsi="Consolas" w:cs="Times New Roman"/>
@@ -12662,7 +12482,6 @@
         </w:rPr>
         <w:t>(</w:t>
       </w:r>
-      <w:proofErr w:type="gramEnd"/>
       <w:r>
         <w:rPr>
           <w:rFonts w:ascii="Consolas" w:eastAsia="Times New Roman" w:hAnsi="Consolas" w:cs="Times New Roman"/>
@@ -12998,7 +12817,6 @@
         </w:rPr>
         <w:t xml:space="preserve">    </w:t>
       </w:r>
-      <w:proofErr w:type="gramStart"/>
       <w:r>
         <w:rPr>
           <w:rFonts w:ascii="Consolas" w:eastAsia="Times New Roman" w:hAnsi="Consolas" w:cs="Times New Roman"/>
@@ -13021,7 +12839,6 @@
         </w:rPr>
         <w:t>(</w:t>
       </w:r>
-      <w:proofErr w:type="gramEnd"/>
       <w:r>
         <w:rPr>
           <w:rFonts w:ascii="Consolas" w:eastAsia="Times New Roman" w:hAnsi="Consolas" w:cs="Times New Roman"/>
@@ -13115,7 +12932,6 @@
         </w:rPr>
         <w:t xml:space="preserve">    </w:t>
       </w:r>
-      <w:proofErr w:type="gramStart"/>
       <w:r>
         <w:rPr>
           <w:rFonts w:ascii="Consolas" w:eastAsia="Times New Roman" w:hAnsi="Consolas" w:cs="Times New Roman"/>
@@ -13138,7 +12954,6 @@
         </w:rPr>
         <w:t>(</w:t>
       </w:r>
-      <w:proofErr w:type="gramEnd"/>
       <w:r>
         <w:rPr>
           <w:rFonts w:ascii="Consolas" w:eastAsia="Times New Roman" w:hAnsi="Consolas" w:cs="Times New Roman"/>
@@ -13232,7 +13047,6 @@
         </w:rPr>
         <w:t xml:space="preserve">    </w:t>
       </w:r>
-      <w:proofErr w:type="gramStart"/>
       <w:r>
         <w:rPr>
           <w:rFonts w:ascii="Consolas" w:eastAsia="Times New Roman" w:hAnsi="Consolas" w:cs="Times New Roman"/>
@@ -13255,7 +13069,6 @@
         </w:rPr>
         <w:t>(</w:t>
       </w:r>
-      <w:proofErr w:type="gramEnd"/>
       <w:r>
         <w:rPr>
           <w:rFonts w:ascii="Consolas" w:eastAsia="Times New Roman" w:hAnsi="Consolas" w:cs="Times New Roman"/>
@@ -15022,7 +14835,7 @@
           <w:lang w:val="he-IL"/>
         </w:rPr>
         <w:drawing>
-          <wp:inline distT="0" distB="0" distL="0" distR="0" wp14:anchorId="046622DA" wp14:editId="1BCA3636">
+          <wp:inline distT="0" distB="0" distL="0" distR="0" wp14:anchorId="046622DA" wp14:editId="2D7ECB30">
             <wp:extent cx="5940425" cy="875030"/>
             <wp:effectExtent l="0" t="0" r="3175" b="1270"/>
             <wp:docPr id="446758167" name="תמונה 17"/>
@@ -15108,7 +14921,7 @@
           <w:szCs w:val="32"/>
         </w:rPr>
         <w:drawing>
-          <wp:inline distT="0" distB="0" distL="0" distR="0" wp14:anchorId="5889A40F" wp14:editId="3E2B3CD9">
+          <wp:inline distT="0" distB="0" distL="0" distR="0" wp14:anchorId="5889A40F" wp14:editId="5F85DD11">
             <wp:extent cx="5940425" cy="852805"/>
             <wp:effectExtent l="0" t="0" r="3175" b="4445"/>
             <wp:docPr id="757606658" name="תמונה 18" descr="תמונה שמכילה צילום מסך, תכונות מולטימדיה&#10;&#10;התיאור נוצר באופן אוטומטי"/>
@@ -15217,7 +15030,7 @@
           <w:szCs w:val="32"/>
         </w:rPr>
         <w:drawing>
-          <wp:inline distT="0" distB="0" distL="0" distR="0" wp14:anchorId="3CC13221" wp14:editId="2266006E">
+          <wp:inline distT="0" distB="0" distL="0" distR="0" wp14:anchorId="3CC13221" wp14:editId="7BB4BB64">
             <wp:extent cx="5940425" cy="857885"/>
             <wp:effectExtent l="0" t="0" r="3175" b="0"/>
             <wp:docPr id="1701605029" name="תמונה 19" descr="תמונה שמכילה תכונות מולטימדיה, תוכנה גרפית, צילום מסך&#10;&#10;התיאור נוצר באופן אוטומטי"/>
@@ -15404,7 +15217,7 @@
           <w:szCs w:val="21"/>
           <w14:ligatures w14:val="none"/>
         </w:rPr>
-        <w:t>const</w:t>
+        <w:t>#include</w:t>
       </w:r>
       <w:r>
         <w:rPr>
@@ -15415,76 +15228,19 @@
           <w:szCs w:val="21"/>
           <w14:ligatures w14:val="none"/>
         </w:rPr>
-        <w:t xml:space="preserve"> </w:t>
-      </w:r>
-      <w:r>
-        <w:rPr>
-          <w:rFonts w:ascii="Consolas" w:eastAsia="Times New Roman" w:hAnsi="Consolas" w:cs="Times New Roman"/>
-          <w:color w:val="569CD6"/>
+        <w:t xml:space="preserve"> servoPin </w:t>
+      </w:r>
+      <w:r>
+        <w:rPr>
+          <w:rFonts w:ascii="Consolas" w:eastAsia="Times New Roman" w:hAnsi="Consolas" w:cs="Times New Roman"/>
+          <w:color w:val="B5CEA8"/>
           <w:kern w:val="0"/>
           <w:sz w:val="21"/>
           <w:szCs w:val="21"/>
           <w14:ligatures w14:val="none"/>
         </w:rPr>
-        <w:t>int</w:t>
-      </w:r>
-      <w:r>
-        <w:rPr>
-          <w:rFonts w:ascii="Consolas" w:eastAsia="Times New Roman" w:hAnsi="Consolas" w:cs="Times New Roman"/>
-          <w:color w:val="D4D4D4"/>
-          <w:kern w:val="0"/>
-          <w:sz w:val="21"/>
-          <w:szCs w:val="21"/>
-          <w14:ligatures w14:val="none"/>
-        </w:rPr>
-        <w:t xml:space="preserve"> servoPin </w:t>
-      </w:r>
-      <w:r>
-        <w:rPr>
-          <w:rFonts w:ascii="Consolas" w:eastAsia="Times New Roman" w:hAnsi="Consolas" w:cs="Times New Roman"/>
-          <w:color w:val="DCDCDC"/>
-          <w:kern w:val="0"/>
-          <w:sz w:val="21"/>
-          <w:szCs w:val="21"/>
-          <w14:ligatures w14:val="none"/>
-        </w:rPr>
-        <w:t>=</w:t>
-      </w:r>
-      <w:r>
-        <w:rPr>
-          <w:rFonts w:ascii="Consolas" w:eastAsia="Times New Roman" w:hAnsi="Consolas" w:cs="Times New Roman"/>
-          <w:color w:val="D4D4D4"/>
-          <w:kern w:val="0"/>
-          <w:sz w:val="21"/>
-          <w:szCs w:val="21"/>
-          <w14:ligatures w14:val="none"/>
-        </w:rPr>
-        <w:t xml:space="preserve"> </w:t>
-      </w:r>
-      <w:proofErr w:type="gramStart"/>
-      <w:r>
-        <w:rPr>
-          <w:rFonts w:ascii="Consolas" w:eastAsia="Times New Roman" w:hAnsi="Consolas" w:cs="Times New Roman"/>
-          <w:color w:val="B5CEA8"/>
-          <w:kern w:val="0"/>
-          <w:sz w:val="21"/>
-          <w:szCs w:val="21"/>
-          <w14:ligatures w14:val="none"/>
-        </w:rPr>
         <w:t>18</w:t>
       </w:r>
-      <w:r>
-        <w:rPr>
-          <w:rFonts w:ascii="Consolas" w:eastAsia="Times New Roman" w:hAnsi="Consolas" w:cs="Times New Roman"/>
-          <w:color w:val="DCDCDC"/>
-          <w:kern w:val="0"/>
-          <w:sz w:val="21"/>
-          <w:szCs w:val="21"/>
-          <w14:ligatures w14:val="none"/>
-        </w:rPr>
-        <w:t>;</w:t>
-      </w:r>
-      <w:proofErr w:type="gramEnd"/>
     </w:p>
     <w:p>
       <w:pPr>
@@ -15510,7 +15266,7 @@
           <w:szCs w:val="21"/>
           <w14:ligatures w14:val="none"/>
         </w:rPr>
-        <w:t>const</w:t>
+        <w:t>#include</w:t>
       </w:r>
       <w:r>
         <w:rPr>
@@ -15521,73 +15277,18 @@
           <w:szCs w:val="21"/>
           <w14:ligatures w14:val="none"/>
         </w:rPr>
-        <w:t xml:space="preserve"> </w:t>
-      </w:r>
-      <w:r>
-        <w:rPr>
-          <w:rFonts w:ascii="Consolas" w:eastAsia="Times New Roman" w:hAnsi="Consolas" w:cs="Times New Roman"/>
-          <w:color w:val="569CD6"/>
+        <w:t xml:space="preserve"> time_for_delay </w:t>
+      </w:r>
+      <w:r>
+        <w:rPr>
+          <w:rFonts w:ascii="Consolas" w:eastAsia="Times New Roman" w:hAnsi="Consolas" w:cs="Times New Roman"/>
+          <w:color w:val="B5CEA8"/>
           <w:kern w:val="0"/>
           <w:sz w:val="21"/>
           <w:szCs w:val="21"/>
           <w14:ligatures w14:val="none"/>
         </w:rPr>
-        <w:t>int</w:t>
-      </w:r>
-      <w:r>
-        <w:rPr>
-          <w:rFonts w:ascii="Consolas" w:eastAsia="Times New Roman" w:hAnsi="Consolas" w:cs="Times New Roman"/>
-          <w:color w:val="D4D4D4"/>
-          <w:kern w:val="0"/>
-          <w:sz w:val="21"/>
-          <w:szCs w:val="21"/>
-          <w14:ligatures w14:val="none"/>
-        </w:rPr>
-        <w:t xml:space="preserve"> time_for_delay </w:t>
-      </w:r>
-      <w:r>
-        <w:rPr>
-          <w:rFonts w:ascii="Consolas" w:eastAsia="Times New Roman" w:hAnsi="Consolas" w:cs="Times New Roman"/>
-          <w:color w:val="DCDCDC"/>
-          <w:kern w:val="0"/>
-          <w:sz w:val="21"/>
-          <w:szCs w:val="21"/>
-          <w14:ligatures w14:val="none"/>
-        </w:rPr>
-        <w:t>=</w:t>
-      </w:r>
-      <w:r>
-        <w:rPr>
-          <w:rFonts w:ascii="Consolas" w:eastAsia="Times New Roman" w:hAnsi="Consolas" w:cs="Times New Roman"/>
-          <w:color w:val="D4D4D4"/>
-          <w:kern w:val="0"/>
-          <w:sz w:val="21"/>
-          <w:szCs w:val="21"/>
-          <w14:ligatures w14:val="none"/>
-        </w:rPr>
-        <w:t xml:space="preserve"> </w:t>
-      </w:r>
-      <w:r>
-        <w:rPr>
-          <w:rFonts w:ascii="Consolas" w:eastAsia="Times New Roman" w:hAnsi="Consolas" w:cs="Times New Roman"/>
-          <w:color w:val="B5CEA8"/>
-          <w:kern w:val="0"/>
-          <w:sz w:val="21"/>
-          <w:szCs w:val="21"/>
-          <w14:ligatures w14:val="none"/>
-        </w:rPr>
         <w:t>2000</w:t>
-      </w:r>
-      <w:r>
-        <w:rPr>
-          <w:rFonts w:ascii="Consolas" w:eastAsia="Times New Roman" w:hAnsi="Consolas" w:cs="Times New Roman"/>
-          <w:color w:val="DCDCDC"/>
-          <w:kern w:val="0"/>
-          <w:sz w:val="21"/>
-          <w:szCs w:val="21"/>
-          <w14:ligatures w14:val="none"/>
-        </w:rPr>
-        <w:t>;</w:t>
       </w:r>
     </w:p>
     <w:p>
@@ -15630,32 +15331,19 @@
           <w:szCs w:val="21"/>
           <w14:ligatures w14:val="none"/>
         </w:rPr>
-        <w:t xml:space="preserve">Servo </w:t>
-      </w:r>
-      <w:proofErr w:type="gramStart"/>
-      <w:r>
-        <w:rPr>
-          <w:rFonts w:ascii="Consolas" w:eastAsia="Times New Roman" w:hAnsi="Consolas" w:cs="Times New Roman"/>
-          <w:color w:val="D4D4D4"/>
+        <w:t>Servo myServo</w:t>
+      </w:r>
+      <w:r>
+        <w:rPr>
+          <w:rFonts w:ascii="Consolas" w:eastAsia="Times New Roman" w:hAnsi="Consolas" w:cs="Times New Roman"/>
+          <w:color w:val="DCDCDC"/>
           <w:kern w:val="0"/>
           <w:sz w:val="21"/>
           <w:szCs w:val="21"/>
           <w14:ligatures w14:val="none"/>
         </w:rPr>
-        <w:t>myServo</w:t>
-      </w:r>
-      <w:r>
-        <w:rPr>
-          <w:rFonts w:ascii="Consolas" w:eastAsia="Times New Roman" w:hAnsi="Consolas" w:cs="Times New Roman"/>
-          <w:color w:val="DCDCDC"/>
-          <w:kern w:val="0"/>
-          <w:sz w:val="21"/>
-          <w:szCs w:val="21"/>
-          <w14:ligatures w14:val="none"/>
-        </w:rPr>
         <w:t>;</w:t>
       </w:r>
-      <w:proofErr w:type="gramEnd"/>
     </w:p>
     <w:p>
       <w:pPr>
@@ -15710,7 +15398,6 @@
         </w:rPr>
         <w:t xml:space="preserve"> </w:t>
       </w:r>
-      <w:proofErr w:type="gramStart"/>
       <w:r>
         <w:rPr>
           <w:rFonts w:ascii="Consolas" w:eastAsia="Times New Roman" w:hAnsi="Consolas" w:cs="Times New Roman"/>
@@ -15731,19 +15418,7 @@
           <w:szCs w:val="21"/>
           <w14:ligatures w14:val="none"/>
         </w:rPr>
-        <w:t>(</w:t>
-      </w:r>
-      <w:proofErr w:type="gramEnd"/>
-      <w:r>
-        <w:rPr>
-          <w:rFonts w:ascii="Consolas" w:eastAsia="Times New Roman" w:hAnsi="Consolas" w:cs="Times New Roman"/>
-          <w:color w:val="DCDCDC"/>
-          <w:kern w:val="0"/>
-          <w:sz w:val="21"/>
-          <w:szCs w:val="21"/>
-          <w14:ligatures w14:val="none"/>
-        </w:rPr>
-        <w:t>)</w:t>
+        <w:t>()</w:t>
       </w:r>
       <w:r>
         <w:rPr>
@@ -15930,7 +15605,6 @@
         </w:rPr>
         <w:t xml:space="preserve"> </w:t>
       </w:r>
-      <w:proofErr w:type="gramStart"/>
       <w:r>
         <w:rPr>
           <w:rFonts w:ascii="Consolas" w:eastAsia="Times New Roman" w:hAnsi="Consolas" w:cs="Times New Roman"/>
@@ -15951,19 +15625,7 @@
           <w:szCs w:val="21"/>
           <w14:ligatures w14:val="none"/>
         </w:rPr>
-        <w:t>(</w:t>
-      </w:r>
-      <w:proofErr w:type="gramEnd"/>
-      <w:r>
-        <w:rPr>
-          <w:rFonts w:ascii="Consolas" w:eastAsia="Times New Roman" w:hAnsi="Consolas" w:cs="Times New Roman"/>
-          <w:color w:val="DCDCDC"/>
-          <w:kern w:val="0"/>
-          <w:sz w:val="21"/>
-          <w:szCs w:val="21"/>
-          <w14:ligatures w14:val="none"/>
-        </w:rPr>
-        <w:t>)</w:t>
+        <w:t>()</w:t>
       </w:r>
       <w:r>
         <w:rPr>
@@ -16058,7 +15720,6 @@
         </w:rPr>
         <w:t>0</w:t>
       </w:r>
-      <w:proofErr w:type="gramStart"/>
       <w:r>
         <w:rPr>
           <w:rFonts w:ascii="Consolas" w:eastAsia="Times New Roman" w:hAnsi="Consolas" w:cs="Times New Roman"/>
@@ -16090,19 +15751,7 @@
           <w:szCs w:val="21"/>
           <w14:ligatures w14:val="none"/>
         </w:rPr>
-        <w:t>/</w:t>
-      </w:r>
-      <w:proofErr w:type="gramEnd"/>
-      <w:r>
-        <w:rPr>
-          <w:rFonts w:ascii="Consolas" w:eastAsia="Times New Roman" w:hAnsi="Consolas" w:cs="Times New Roman"/>
-          <w:color w:val="727C81"/>
-          <w:kern w:val="0"/>
-          <w:sz w:val="21"/>
-          <w:szCs w:val="21"/>
-          <w14:ligatures w14:val="none"/>
-        </w:rPr>
-        <w:t>/ Rotate the servo to 0 degrees</w:t>
+        <w:t>// Rotate the servo to 0 degrees</w:t>
       </w:r>
     </w:p>
     <w:p>
@@ -16164,7 +15813,6 @@
         </w:rPr>
         <w:t>time_for_delay</w:t>
       </w:r>
-      <w:proofErr w:type="gramStart"/>
       <w:r>
         <w:rPr>
           <w:rFonts w:ascii="Consolas" w:eastAsia="Times New Roman" w:hAnsi="Consolas" w:cs="Times New Roman"/>
@@ -16196,19 +15844,7 @@
           <w:szCs w:val="21"/>
           <w14:ligatures w14:val="none"/>
         </w:rPr>
-        <w:t>/</w:t>
-      </w:r>
-      <w:proofErr w:type="gramEnd"/>
-      <w:r>
-        <w:rPr>
-          <w:rFonts w:ascii="Consolas" w:eastAsia="Times New Roman" w:hAnsi="Consolas" w:cs="Times New Roman"/>
-          <w:color w:val="727C81"/>
-          <w:kern w:val="0"/>
-          <w:sz w:val="21"/>
-          <w:szCs w:val="21"/>
-          <w14:ligatures w14:val="none"/>
-        </w:rPr>
-        <w:t>/ Wait for 2 seconds</w:t>
+        <w:t>// Wait for 2 seconds</w:t>
       </w:r>
     </w:p>
     <w:p>
@@ -16297,7 +15933,6 @@
         </w:rPr>
         <w:t>90</w:t>
       </w:r>
-      <w:proofErr w:type="gramStart"/>
       <w:r>
         <w:rPr>
           <w:rFonts w:ascii="Consolas" w:eastAsia="Times New Roman" w:hAnsi="Consolas" w:cs="Times New Roman"/>
@@ -16329,19 +15964,7 @@
           <w:szCs w:val="21"/>
           <w14:ligatures w14:val="none"/>
         </w:rPr>
-        <w:t>/</w:t>
-      </w:r>
-      <w:proofErr w:type="gramEnd"/>
-      <w:r>
-        <w:rPr>
-          <w:rFonts w:ascii="Consolas" w:eastAsia="Times New Roman" w:hAnsi="Consolas" w:cs="Times New Roman"/>
-          <w:color w:val="727C81"/>
-          <w:kern w:val="0"/>
-          <w:sz w:val="21"/>
-          <w:szCs w:val="21"/>
-          <w14:ligatures w14:val="none"/>
-        </w:rPr>
-        <w:t>/ Rotate the servo to 90 degrees</w:t>
+        <w:t>// Rotate the servo to 90 degrees</w:t>
       </w:r>
     </w:p>
     <w:p>
@@ -16403,7 +16026,6 @@
         </w:rPr>
         <w:t>time_for_delay</w:t>
       </w:r>
-      <w:proofErr w:type="gramStart"/>
       <w:r>
         <w:rPr>
           <w:rFonts w:ascii="Consolas" w:eastAsia="Times New Roman" w:hAnsi="Consolas" w:cs="Times New Roman"/>
@@ -16435,19 +16057,7 @@
           <w:szCs w:val="21"/>
           <w14:ligatures w14:val="none"/>
         </w:rPr>
-        <w:t>/</w:t>
-      </w:r>
-      <w:proofErr w:type="gramEnd"/>
-      <w:r>
-        <w:rPr>
-          <w:rFonts w:ascii="Consolas" w:eastAsia="Times New Roman" w:hAnsi="Consolas" w:cs="Times New Roman"/>
-          <w:color w:val="727C81"/>
-          <w:kern w:val="0"/>
-          <w:sz w:val="21"/>
-          <w:szCs w:val="21"/>
-          <w14:ligatures w14:val="none"/>
-        </w:rPr>
-        <w:t>/ Wait for 2 seconds</w:t>
+        <w:t>// Wait for 2 seconds</w:t>
       </w:r>
     </w:p>
     <w:p>
@@ -16536,7 +16146,6 @@
         </w:rPr>
         <w:t>180</w:t>
       </w:r>
-      <w:proofErr w:type="gramStart"/>
       <w:r>
         <w:rPr>
           <w:rFonts w:ascii="Consolas" w:eastAsia="Times New Roman" w:hAnsi="Consolas" w:cs="Times New Roman"/>
@@ -16568,19 +16177,7 @@
           <w:szCs w:val="21"/>
           <w14:ligatures w14:val="none"/>
         </w:rPr>
-        <w:t>/</w:t>
-      </w:r>
-      <w:proofErr w:type="gramEnd"/>
-      <w:r>
-        <w:rPr>
-          <w:rFonts w:ascii="Consolas" w:eastAsia="Times New Roman" w:hAnsi="Consolas" w:cs="Times New Roman"/>
-          <w:color w:val="727C81"/>
-          <w:kern w:val="0"/>
-          <w:sz w:val="21"/>
-          <w:szCs w:val="21"/>
-          <w14:ligatures w14:val="none"/>
-        </w:rPr>
-        <w:t>/ Rotate the servo to 180 degrees</w:t>
+        <w:t>// Rotate the servo to 180 degrees</w:t>
       </w:r>
     </w:p>
     <w:p>
@@ -16642,7 +16239,6 @@
         </w:rPr>
         <w:t>time_for_delay</w:t>
       </w:r>
-      <w:proofErr w:type="gramStart"/>
       <w:r>
         <w:rPr>
           <w:rFonts w:ascii="Consolas" w:eastAsia="Times New Roman" w:hAnsi="Consolas" w:cs="Times New Roman"/>
@@ -16674,19 +16270,7 @@
           <w:szCs w:val="21"/>
           <w14:ligatures w14:val="none"/>
         </w:rPr>
-        <w:t>/</w:t>
-      </w:r>
-      <w:proofErr w:type="gramEnd"/>
-      <w:r>
-        <w:rPr>
-          <w:rFonts w:ascii="Consolas" w:eastAsia="Times New Roman" w:hAnsi="Consolas" w:cs="Times New Roman"/>
-          <w:color w:val="727C81"/>
-          <w:kern w:val="0"/>
-          <w:sz w:val="21"/>
-          <w:szCs w:val="21"/>
-          <w14:ligatures w14:val="none"/>
-        </w:rPr>
-        <w:t>/ Wait for 2 seconds</w:t>
+        <w:t>// Wait for 2 seconds</w:t>
       </w:r>
     </w:p>
     <w:p>
